--- a/HUONG_DAN_TEAM.docx
+++ b/HUONG_DAN_TEAM.docx
@@ -1240,6 +1240,560 @@
     </w:p>
     <w:p>
       <w:pPr>
+        <w:pStyle w:val="Heading2"/>
+        <w:spacing w:after="90" w:before="200"/>
+      </w:pPr>
+      <w:r>
+        <w:rPr>
+          <w:b/>
+          <w:bCs/>
+          <w:color w:val="1F4E79"/>
+        </w:rPr>
+        <w:t xml:space="preserve">2.3. Địa chỉ &amp; tài khoản các hệ thống</w:t>
+      </w:r>
+    </w:p>
+    <w:p>
+      <w:pPr>
+        <w:spacing w:after="100"/>
+      </w:pPr>
+      <w:r>
+        <w:t xml:space="preserve">Mật khẩu dưới đây là giá trị DEV mặc định (đổi trong .env khi triển khai thật):</w:t>
+      </w:r>
+    </w:p>
+    <w:tbl>
+      <w:tblPr>
+        <w:tblW w:type="dxa" w:w="9020"/>
+        <w:tblBorders>
+          <w:top w:val="single" w:color="auto" w:sz="4"/>
+          <w:left w:val="single" w:color="auto" w:sz="4"/>
+          <w:bottom w:val="single" w:color="auto" w:sz="4"/>
+          <w:right w:val="single" w:color="auto" w:sz="4"/>
+          <w:insideH w:val="single" w:color="auto" w:sz="4"/>
+          <w:insideV w:val="single" w:color="auto" w:sz="4"/>
+        </w:tblBorders>
+      </w:tblPr>
+      <w:tblGrid>
+        <w:gridCol w:w="2600"/>
+        <w:gridCol w:w="3600"/>
+        <w:gridCol w:w="1500"/>
+        <w:gridCol w:w="1320"/>
+      </w:tblGrid>
+      <w:tr>
+        <w:trPr>
+          <w:tblHeader/>
+        </w:trPr>
+        <w:tc>
+          <w:tcPr>
+            <w:tcW w:type="dxa" w:w="2600"/>
+            <w:shd w:fill="D9E2F3" w:color="auto" w:val="clear"/>
+            <w:tcMar>
+              <w:top w:type="dxa" w:w="60"/>
+              <w:left w:type="dxa" w:w="100"/>
+              <w:bottom w:type="dxa" w:w="60"/>
+              <w:right w:type="dxa" w:w="100"/>
+            </w:tcMar>
+          </w:tcPr>
+          <w:p>
+            <w:r>
+              <w:rPr>
+                <w:b/>
+                <w:bCs/>
+                <w:color w:val="1F4E79"/>
+              </w:rPr>
+              <w:t xml:space="preserve">Hệ thống</w:t>
+            </w:r>
+          </w:p>
+        </w:tc>
+        <w:tc>
+          <w:tcPr>
+            <w:tcW w:type="dxa" w:w="3600"/>
+            <w:shd w:fill="D9E2F3" w:color="auto" w:val="clear"/>
+            <w:tcMar>
+              <w:top w:type="dxa" w:w="60"/>
+              <w:left w:type="dxa" w:w="100"/>
+              <w:bottom w:type="dxa" w:w="60"/>
+              <w:right w:type="dxa" w:w="100"/>
+            </w:tcMar>
+          </w:tcPr>
+          <w:p>
+            <w:r>
+              <w:rPr>
+                <w:b/>
+                <w:bCs/>
+                <w:color w:val="1F4E79"/>
+              </w:rPr>
+              <w:t xml:space="preserve">Địa chỉ</w:t>
+            </w:r>
+          </w:p>
+        </w:tc>
+        <w:tc>
+          <w:tcPr>
+            <w:tcW w:type="dxa" w:w="1500"/>
+            <w:shd w:fill="D9E2F3" w:color="auto" w:val="clear"/>
+            <w:tcMar>
+              <w:top w:type="dxa" w:w="60"/>
+              <w:left w:type="dxa" w:w="100"/>
+              <w:bottom w:type="dxa" w:w="60"/>
+              <w:right w:type="dxa" w:w="100"/>
+            </w:tcMar>
+          </w:tcPr>
+          <w:p>
+            <w:r>
+              <w:rPr>
+                <w:b/>
+                <w:bCs/>
+                <w:color w:val="1F4E79"/>
+              </w:rPr>
+              <w:t xml:space="preserve">User</w:t>
+            </w:r>
+          </w:p>
+        </w:tc>
+        <w:tc>
+          <w:tcPr>
+            <w:tcW w:type="dxa" w:w="1320"/>
+            <w:shd w:fill="D9E2F3" w:color="auto" w:val="clear"/>
+            <w:tcMar>
+              <w:top w:type="dxa" w:w="60"/>
+              <w:left w:type="dxa" w:w="100"/>
+              <w:bottom w:type="dxa" w:w="60"/>
+              <w:right w:type="dxa" w:w="100"/>
+            </w:tcMar>
+          </w:tcPr>
+          <w:p>
+            <w:r>
+              <w:rPr>
+                <w:b/>
+                <w:bCs/>
+                <w:color w:val="1F4E79"/>
+              </w:rPr>
+              <w:t xml:space="preserve">Password</w:t>
+            </w:r>
+          </w:p>
+        </w:tc>
+      </w:tr>
+      <w:tr>
+        <w:tc>
+          <w:tcPr>
+            <w:tcW w:type="dxa" w:w="2600"/>
+            <w:tcMar>
+              <w:top w:type="dxa" w:w="60"/>
+              <w:left w:type="dxa" w:w="100"/>
+              <w:bottom w:type="dxa" w:w="60"/>
+              <w:right w:type="dxa" w:w="100"/>
+            </w:tcMar>
+          </w:tcPr>
+          <w:p>
+            <w:r>
+              <w:t xml:space="preserve">Eureka dashboard</w:t>
+            </w:r>
+          </w:p>
+        </w:tc>
+        <w:tc>
+          <w:tcPr>
+            <w:tcW w:type="dxa" w:w="3600"/>
+            <w:tcMar>
+              <w:top w:type="dxa" w:w="60"/>
+              <w:left w:type="dxa" w:w="100"/>
+              <w:bottom w:type="dxa" w:w="60"/>
+              <w:right w:type="dxa" w:w="100"/>
+            </w:tcMar>
+          </w:tcPr>
+          <w:p>
+            <w:r>
+              <w:t xml:space="preserve">http://localhost:8761</w:t>
+            </w:r>
+          </w:p>
+        </w:tc>
+        <w:tc>
+          <w:tcPr>
+            <w:tcW w:type="dxa" w:w="1500"/>
+            <w:tcMar>
+              <w:top w:type="dxa" w:w="60"/>
+              <w:left w:type="dxa" w:w="100"/>
+              <w:bottom w:type="dxa" w:w="60"/>
+              <w:right w:type="dxa" w:w="100"/>
+            </w:tcMar>
+          </w:tcPr>
+          <w:p>
+            <w:r>
+              <w:t xml:space="preserve">—</w:t>
+            </w:r>
+          </w:p>
+        </w:tc>
+        <w:tc>
+          <w:tcPr>
+            <w:tcW w:type="dxa" w:w="1320"/>
+            <w:tcMar>
+              <w:top w:type="dxa" w:w="60"/>
+              <w:left w:type="dxa" w:w="100"/>
+              <w:bottom w:type="dxa" w:w="60"/>
+              <w:right w:type="dxa" w:w="100"/>
+            </w:tcMar>
+          </w:tcPr>
+          <w:p>
+            <w:r>
+              <w:t xml:space="preserve">—</w:t>
+            </w:r>
+          </w:p>
+        </w:tc>
+      </w:tr>
+      <w:tr>
+        <w:tc>
+          <w:tcPr>
+            <w:tcW w:type="dxa" w:w="2600"/>
+            <w:shd w:fill="F5F7FA" w:color="auto" w:val="clear"/>
+            <w:tcMar>
+              <w:top w:type="dxa" w:w="60"/>
+              <w:left w:type="dxa" w:w="100"/>
+              <w:bottom w:type="dxa" w:w="60"/>
+              <w:right w:type="dxa" w:w="100"/>
+            </w:tcMar>
+          </w:tcPr>
+          <w:p>
+            <w:r>
+              <w:t xml:space="preserve">API Gateway</w:t>
+            </w:r>
+          </w:p>
+        </w:tc>
+        <w:tc>
+          <w:tcPr>
+            <w:tcW w:type="dxa" w:w="3600"/>
+            <w:shd w:fill="F5F7FA" w:color="auto" w:val="clear"/>
+            <w:tcMar>
+              <w:top w:type="dxa" w:w="60"/>
+              <w:left w:type="dxa" w:w="100"/>
+              <w:bottom w:type="dxa" w:w="60"/>
+              <w:right w:type="dxa" w:w="100"/>
+            </w:tcMar>
+          </w:tcPr>
+          <w:p>
+            <w:r>
+              <w:t xml:space="preserve">http://localhost:8080</w:t>
+            </w:r>
+          </w:p>
+        </w:tc>
+        <w:tc>
+          <w:tcPr>
+            <w:tcW w:type="dxa" w:w="1500"/>
+            <w:shd w:fill="F5F7FA" w:color="auto" w:val="clear"/>
+            <w:tcMar>
+              <w:top w:type="dxa" w:w="60"/>
+              <w:left w:type="dxa" w:w="100"/>
+              <w:bottom w:type="dxa" w:w="60"/>
+              <w:right w:type="dxa" w:w="100"/>
+            </w:tcMar>
+          </w:tcPr>
+          <w:p>
+            <w:r>
+              <w:t xml:space="preserve">—</w:t>
+            </w:r>
+          </w:p>
+        </w:tc>
+        <w:tc>
+          <w:tcPr>
+            <w:tcW w:type="dxa" w:w="1320"/>
+            <w:shd w:fill="F5F7FA" w:color="auto" w:val="clear"/>
+            <w:tcMar>
+              <w:top w:type="dxa" w:w="60"/>
+              <w:left w:type="dxa" w:w="100"/>
+              <w:bottom w:type="dxa" w:w="60"/>
+              <w:right w:type="dxa" w:w="100"/>
+            </w:tcMar>
+          </w:tcPr>
+          <w:p>
+            <w:r>
+              <w:t xml:space="preserve">—</w:t>
+            </w:r>
+          </w:p>
+        </w:tc>
+      </w:tr>
+      <w:tr>
+        <w:tc>
+          <w:tcPr>
+            <w:tcW w:type="dxa" w:w="2600"/>
+            <w:tcMar>
+              <w:top w:type="dxa" w:w="60"/>
+              <w:left w:type="dxa" w:w="100"/>
+              <w:bottom w:type="dxa" w:w="60"/>
+              <w:right w:type="dxa" w:w="100"/>
+            </w:tcMar>
+          </w:tcPr>
+          <w:p>
+            <w:r>
+              <w:t xml:space="preserve">Swagger (mỗi service)</w:t>
+            </w:r>
+          </w:p>
+        </w:tc>
+        <w:tc>
+          <w:tcPr>
+            <w:tcW w:type="dxa" w:w="3600"/>
+            <w:tcMar>
+              <w:top w:type="dxa" w:w="60"/>
+              <w:left w:type="dxa" w:w="100"/>
+              <w:bottom w:type="dxa" w:w="60"/>
+              <w:right w:type="dxa" w:w="100"/>
+            </w:tcMar>
+          </w:tcPr>
+          <w:p>
+            <w:r>
+              <w:t xml:space="preserve">http://localhost:&lt;port&gt;/swagger-ui.html</w:t>
+            </w:r>
+          </w:p>
+        </w:tc>
+        <w:tc>
+          <w:tcPr>
+            <w:tcW w:type="dxa" w:w="1500"/>
+            <w:tcMar>
+              <w:top w:type="dxa" w:w="60"/>
+              <w:left w:type="dxa" w:w="100"/>
+              <w:bottom w:type="dxa" w:w="60"/>
+              <w:right w:type="dxa" w:w="100"/>
+            </w:tcMar>
+          </w:tcPr>
+          <w:p>
+            <w:r>
+              <w:t xml:space="preserve">—</w:t>
+            </w:r>
+          </w:p>
+        </w:tc>
+        <w:tc>
+          <w:tcPr>
+            <w:tcW w:type="dxa" w:w="1320"/>
+            <w:tcMar>
+              <w:top w:type="dxa" w:w="60"/>
+              <w:left w:type="dxa" w:w="100"/>
+              <w:bottom w:type="dxa" w:w="60"/>
+              <w:right w:type="dxa" w:w="100"/>
+            </w:tcMar>
+          </w:tcPr>
+          <w:p>
+            <w:r>
+              <w:t xml:space="preserve">dùng token /dev/token</w:t>
+            </w:r>
+          </w:p>
+        </w:tc>
+      </w:tr>
+      <w:tr>
+        <w:tc>
+          <w:tcPr>
+            <w:tcW w:type="dxa" w:w="2600"/>
+            <w:shd w:fill="F5F7FA" w:color="auto" w:val="clear"/>
+            <w:tcMar>
+              <w:top w:type="dxa" w:w="60"/>
+              <w:left w:type="dxa" w:w="100"/>
+              <w:bottom w:type="dxa" w:w="60"/>
+              <w:right w:type="dxa" w:w="100"/>
+            </w:tcMar>
+          </w:tcPr>
+          <w:p>
+            <w:r>
+              <w:t xml:space="preserve">pgAdmin (quản lý DB)</w:t>
+            </w:r>
+          </w:p>
+        </w:tc>
+        <w:tc>
+          <w:tcPr>
+            <w:tcW w:type="dxa" w:w="3600"/>
+            <w:shd w:fill="F5F7FA" w:color="auto" w:val="clear"/>
+            <w:tcMar>
+              <w:top w:type="dxa" w:w="60"/>
+              <w:left w:type="dxa" w:w="100"/>
+              <w:bottom w:type="dxa" w:w="60"/>
+              <w:right w:type="dxa" w:w="100"/>
+            </w:tcMar>
+          </w:tcPr>
+          <w:p>
+            <w:r>
+              <w:t xml:space="preserve">http://localhost:5051</w:t>
+            </w:r>
+          </w:p>
+        </w:tc>
+        <w:tc>
+          <w:tcPr>
+            <w:tcW w:type="dxa" w:w="1500"/>
+            <w:shd w:fill="F5F7FA" w:color="auto" w:val="clear"/>
+            <w:tcMar>
+              <w:top w:type="dxa" w:w="60"/>
+              <w:left w:type="dxa" w:w="100"/>
+              <w:bottom w:type="dxa" w:w="60"/>
+              <w:right w:type="dxa" w:w="100"/>
+            </w:tcMar>
+          </w:tcPr>
+          <w:p>
+            <w:r>
+              <w:t xml:space="preserve">admin@vsl.com</w:t>
+            </w:r>
+          </w:p>
+        </w:tc>
+        <w:tc>
+          <w:tcPr>
+            <w:tcW w:type="dxa" w:w="1320"/>
+            <w:shd w:fill="F5F7FA" w:color="auto" w:val="clear"/>
+            <w:tcMar>
+              <w:top w:type="dxa" w:w="60"/>
+              <w:left w:type="dxa" w:w="100"/>
+              <w:bottom w:type="dxa" w:w="60"/>
+              <w:right w:type="dxa" w:w="100"/>
+            </w:tcMar>
+          </w:tcPr>
+          <w:p>
+            <w:r>
+              <w:t xml:space="preserve">admin</w:t>
+            </w:r>
+          </w:p>
+        </w:tc>
+      </w:tr>
+      <w:tr>
+        <w:tc>
+          <w:tcPr>
+            <w:tcW w:type="dxa" w:w="2600"/>
+            <w:tcMar>
+              <w:top w:type="dxa" w:w="60"/>
+              <w:left w:type="dxa" w:w="100"/>
+              <w:bottom w:type="dxa" w:w="60"/>
+              <w:right w:type="dxa" w:w="100"/>
+            </w:tcMar>
+          </w:tcPr>
+          <w:p>
+            <w:r>
+              <w:t xml:space="preserve">MinIO console</w:t>
+            </w:r>
+          </w:p>
+        </w:tc>
+        <w:tc>
+          <w:tcPr>
+            <w:tcW w:type="dxa" w:w="3600"/>
+            <w:tcMar>
+              <w:top w:type="dxa" w:w="60"/>
+              <w:left w:type="dxa" w:w="100"/>
+              <w:bottom w:type="dxa" w:w="60"/>
+              <w:right w:type="dxa" w:w="100"/>
+            </w:tcMar>
+          </w:tcPr>
+          <w:p>
+            <w:r>
+              <w:t xml:space="preserve">http://localhost:9001</w:t>
+            </w:r>
+          </w:p>
+        </w:tc>
+        <w:tc>
+          <w:tcPr>
+            <w:tcW w:type="dxa" w:w="1500"/>
+            <w:tcMar>
+              <w:top w:type="dxa" w:w="60"/>
+              <w:left w:type="dxa" w:w="100"/>
+              <w:bottom w:type="dxa" w:w="60"/>
+              <w:right w:type="dxa" w:w="100"/>
+            </w:tcMar>
+          </w:tcPr>
+          <w:p>
+            <w:r>
+              <w:t xml:space="preserve">minioadmin</w:t>
+            </w:r>
+          </w:p>
+        </w:tc>
+        <w:tc>
+          <w:tcPr>
+            <w:tcW w:type="dxa" w:w="1320"/>
+            <w:tcMar>
+              <w:top w:type="dxa" w:w="60"/>
+              <w:left w:type="dxa" w:w="100"/>
+              <w:bottom w:type="dxa" w:w="60"/>
+              <w:right w:type="dxa" w:w="100"/>
+            </w:tcMar>
+          </w:tcPr>
+          <w:p>
+            <w:r>
+              <w:t xml:space="preserve">minioadmin</w:t>
+            </w:r>
+          </w:p>
+        </w:tc>
+      </w:tr>
+      <w:tr>
+        <w:tc>
+          <w:tcPr>
+            <w:tcW w:type="dxa" w:w="2600"/>
+            <w:shd w:fill="F5F7FA" w:color="auto" w:val="clear"/>
+            <w:tcMar>
+              <w:top w:type="dxa" w:w="60"/>
+              <w:left w:type="dxa" w:w="100"/>
+              <w:bottom w:type="dxa" w:w="60"/>
+              <w:right w:type="dxa" w:w="100"/>
+            </w:tcMar>
+          </w:tcPr>
+          <w:p>
+            <w:r>
+              <w:t xml:space="preserve">PostgreSQL</w:t>
+            </w:r>
+          </w:p>
+        </w:tc>
+        <w:tc>
+          <w:tcPr>
+            <w:tcW w:type="dxa" w:w="3600"/>
+            <w:shd w:fill="F5F7FA" w:color="auto" w:val="clear"/>
+            <w:tcMar>
+              <w:top w:type="dxa" w:w="60"/>
+              <w:left w:type="dxa" w:w="100"/>
+              <w:bottom w:type="dxa" w:w="60"/>
+              <w:right w:type="dxa" w:w="100"/>
+            </w:tcMar>
+          </w:tcPr>
+          <w:p>
+            <w:r>
+              <w:t xml:space="preserve">localhost:5432</w:t>
+            </w:r>
+          </w:p>
+        </w:tc>
+        <w:tc>
+          <w:tcPr>
+            <w:tcW w:type="dxa" w:w="1500"/>
+            <w:shd w:fill="F5F7FA" w:color="auto" w:val="clear"/>
+            <w:tcMar>
+              <w:top w:type="dxa" w:w="60"/>
+              <w:left w:type="dxa" w:w="100"/>
+              <w:bottom w:type="dxa" w:w="60"/>
+              <w:right w:type="dxa" w:w="100"/>
+            </w:tcMar>
+          </w:tcPr>
+          <w:p>
+            <w:r>
+              <w:t xml:space="preserve">vsl</w:t>
+            </w:r>
+          </w:p>
+        </w:tc>
+        <w:tc>
+          <w:tcPr>
+            <w:tcW w:type="dxa" w:w="1320"/>
+            <w:shd w:fill="F5F7FA" w:color="auto" w:val="clear"/>
+            <w:tcMar>
+              <w:top w:type="dxa" w:w="60"/>
+              <w:left w:type="dxa" w:w="100"/>
+              <w:bottom w:type="dxa" w:w="60"/>
+              <w:right w:type="dxa" w:w="100"/>
+            </w:tcMar>
+          </w:tcPr>
+          <w:p>
+            <w:r>
+              <w:t xml:space="preserve">vsl</w:t>
+            </w:r>
+          </w:p>
+        </w:tc>
+      </w:tr>
+    </w:tbl>
+    <w:p>
+      <w:pPr>
+        <w:spacing w:after="100"/>
+      </w:pPr>
+      <w:r>
+        <w:rPr>
+          <w:i/>
+          <w:iCs/>
+        </w:rPr>
+        <w:t xml:space="preserve">Cổng Swagger theo service: identity 8081 · learning 8082 · ai 8083 · social 8084. pgAdmin đã cấu hình sẵn server 'VSL Postgres' — mở là thấy DB, chỉ cần nhập mật khẩu vsl.</w:t>
+      </w:r>
+    </w:p>
+    <w:p>
+      <w:pPr>
         <w:pStyle w:val="Heading1"/>
         <w:spacing w:after="140" w:before="300"/>
       </w:pPr>
@@ -1249,7 +1803,15 @@
           <w:bCs/>
           <w:color w:val="1F4E79"/>
         </w:rPr>
-        <w:t xml:space="preserve">3. Quy trình làm việc chung (Git)</w:t>
+        <w:t xml:space="preserve">3. Quy trình làm việc với Git (mô hình nhánh dev)</w:t>
+      </w:r>
+    </w:p>
+    <w:p>
+      <w:pPr>
+        <w:spacing w:after="100"/>
+      </w:pPr>
+      <w:r>
+        <w:t xml:space="preserve">Dự án dùng 2 nhánh chính:</w:t>
       </w:r>
     </w:p>
     <w:p>
@@ -1266,10 +1828,125 @@
           <w:b/>
           <w:bCs/>
         </w:rPr>
-        <w:t xml:space="preserve">Mỗi người 1 nhánh riêng</w:t>
-      </w:r>
-      <w:r>
-        <w:t xml:space="preserve"> theo service: vd </w:t>
+        <w:t xml:space="preserve">main</w:t>
+      </w:r>
+      <w:r>
+        <w:t xml:space="preserve"> — nhánh ỔN ĐỊNH (baseline / phát hành). KHÔNG code trực tiếp lên đây.</w:t>
+      </w:r>
+    </w:p>
+    <w:p>
+      <w:pPr>
+        <w:pStyle w:val="ListParagraph"/>
+        <w:numPr>
+          <w:ilvl w:val="0"/>
+          <w:numId w:val="3"/>
+        </w:numPr>
+        <w:spacing w:after="40"/>
+      </w:pPr>
+      <w:r>
+        <w:rPr>
+          <w:b/>
+          <w:bCs/>
+        </w:rPr>
+        <w:t xml:space="preserve">dev</w:t>
+      </w:r>
+      <w:r>
+        <w:t xml:space="preserve"> — nhánh TÍCH HỢP trung gian. Mọi người tách nhánh feature TỪ đây và gộp TRỞ LẠI đây.</w:t>
+      </w:r>
+    </w:p>
+    <w:p>
+      <w:pPr>
+        <w:spacing w:after="100"/>
+      </w:pPr>
+      <w:r>
+        <w:rPr>
+          <w:b/>
+          <w:bCs/>
+        </w:rPr>
+        <w:t xml:space="preserve">Sơ đồ:</w:t>
+      </w:r>
+    </w:p>
+    <w:p>
+      <w:pPr>
+        <w:shd w:fill="F2F2F2" w:color="auto" w:val="clear"/>
+        <w:spacing w:after="0"/>
+      </w:pPr>
+      <w:r>
+        <w:rPr>
+          <w:rFonts w:ascii="Consolas" w:cs="Consolas" w:eastAsia="Consolas" w:hAnsi="Consolas"/>
+          <w:sz w:val="18"/>
+          <w:szCs w:val="18"/>
+        </w:rPr>
+        <w:t xml:space="preserve">feature/identity --+</w:t>
+      </w:r>
+    </w:p>
+    <w:p>
+      <w:pPr>
+        <w:shd w:fill="F2F2F2" w:color="auto" w:val="clear"/>
+        <w:spacing w:after="0"/>
+      </w:pPr>
+      <w:r>
+        <w:rPr>
+          <w:rFonts w:ascii="Consolas" w:cs="Consolas" w:eastAsia="Consolas" w:hAnsi="Consolas"/>
+          <w:sz w:val="18"/>
+          <w:szCs w:val="18"/>
+        </w:rPr>
+        <w:t xml:space="preserve">feature/learning --+--(PR)--&gt;  dev  --(PR khi on dinh)--&gt;  main</w:t>
+      </w:r>
+    </w:p>
+    <w:p>
+      <w:pPr>
+        <w:shd w:fill="F2F2F2" w:color="auto" w:val="clear"/>
+        <w:spacing w:after="0"/>
+      </w:pPr>
+      <w:r>
+        <w:rPr>
+          <w:rFonts w:ascii="Consolas" w:cs="Consolas" w:eastAsia="Consolas" w:hAnsi="Consolas"/>
+          <w:sz w:val="18"/>
+          <w:szCs w:val="18"/>
+        </w:rPr>
+        <w:t xml:space="preserve">feature/ai       --+          (tich hop)                  (baseline)</w:t>
+      </w:r>
+    </w:p>
+    <w:p>
+      <w:pPr>
+        <w:shd w:fill="F2F2F2" w:color="auto" w:val="clear"/>
+        <w:spacing w:after="120"/>
+      </w:pPr>
+      <w:r>
+        <w:rPr>
+          <w:rFonts w:ascii="Consolas" w:cs="Consolas" w:eastAsia="Consolas" w:hAnsi="Consolas"/>
+          <w:sz w:val="18"/>
+          <w:szCs w:val="18"/>
+        </w:rPr>
+        <w:t xml:space="preserve">feature/social   --+</w:t>
+      </w:r>
+    </w:p>
+    <w:p>
+      <w:pPr>
+        <w:pStyle w:val="Heading2"/>
+        <w:spacing w:after="90" w:before="200"/>
+      </w:pPr>
+      <w:r>
+        <w:rPr>
+          <w:b/>
+          <w:bCs/>
+          <w:color w:val="1F4E79"/>
+        </w:rPr>
+        <w:t xml:space="preserve">Các bước cho mỗi thành viên</w:t>
+      </w:r>
+    </w:p>
+    <w:p>
+      <w:pPr>
+        <w:pStyle w:val="ListParagraph"/>
+        <w:numPr>
+          <w:ilvl w:val="0"/>
+          <w:numId w:val="2"/>
+        </w:numPr>
+        <w:spacing w:after="50"/>
+      </w:pPr>
+      <w:r>
+        <w:t xml:space="preserve">Lấy bản mới nhất của </w:t>
       </w:r>
       <w:r>
         <w:rPr>
@@ -1277,10 +1954,197 @@
           <w:sz w:val="19"/>
           <w:szCs w:val="19"/>
         </w:rPr>
-        <w:t xml:space="preserve">feature/identity</w:t>
-      </w:r>
-      <w:r>
-        <w:t xml:space="preserve">, </w:t>
+        <w:t xml:space="preserve">dev</w:t>
+      </w:r>
+      <w:r>
+        <w:t xml:space="preserve"> rồi tạo nhánh feature của mình:</w:t>
+      </w:r>
+    </w:p>
+    <w:p>
+      <w:pPr>
+        <w:shd w:fill="F2F2F2" w:color="auto" w:val="clear"/>
+        <w:spacing w:after="0"/>
+      </w:pPr>
+      <w:r>
+        <w:rPr>
+          <w:rFonts w:ascii="Consolas" w:cs="Consolas" w:eastAsia="Consolas" w:hAnsi="Consolas"/>
+          <w:sz w:val="18"/>
+          <w:szCs w:val="18"/>
+        </w:rPr>
+        <w:t xml:space="preserve">git checkout dev</w:t>
+      </w:r>
+    </w:p>
+    <w:p>
+      <w:pPr>
+        <w:shd w:fill="F2F2F2" w:color="auto" w:val="clear"/>
+        <w:spacing w:after="0"/>
+      </w:pPr>
+      <w:r>
+        <w:rPr>
+          <w:rFonts w:ascii="Consolas" w:cs="Consolas" w:eastAsia="Consolas" w:hAnsi="Consolas"/>
+          <w:sz w:val="18"/>
+          <w:szCs w:val="18"/>
+        </w:rPr>
+        <w:t xml:space="preserve">git pull</w:t>
+      </w:r>
+    </w:p>
+    <w:p>
+      <w:pPr>
+        <w:shd w:fill="F2F2F2" w:color="auto" w:val="clear"/>
+        <w:spacing w:after="120"/>
+      </w:pPr>
+      <w:r>
+        <w:rPr>
+          <w:rFonts w:ascii="Consolas" w:cs="Consolas" w:eastAsia="Consolas" w:hAnsi="Consolas"/>
+          <w:sz w:val="18"/>
+          <w:szCs w:val="18"/>
+        </w:rPr>
+        <w:t xml:space="preserve">git checkout -b feature/identity   # doi ten theo service cua ban</w:t>
+      </w:r>
+    </w:p>
+    <w:p>
+      <w:pPr>
+        <w:pStyle w:val="ListParagraph"/>
+        <w:numPr>
+          <w:ilvl w:val="0"/>
+          <w:numId w:val="2"/>
+        </w:numPr>
+        <w:spacing w:after="50"/>
+      </w:pPr>
+      <w:r>
+        <w:t xml:space="preserve">Code xong thì commit &amp; đẩy nhánh của mình lên:</w:t>
+      </w:r>
+    </w:p>
+    <w:p>
+      <w:pPr>
+        <w:shd w:fill="F2F2F2" w:color="auto" w:val="clear"/>
+        <w:spacing w:after="0"/>
+      </w:pPr>
+      <w:r>
+        <w:rPr>
+          <w:rFonts w:ascii="Consolas" w:cs="Consolas" w:eastAsia="Consolas" w:hAnsi="Consolas"/>
+          <w:sz w:val="18"/>
+          <w:szCs w:val="18"/>
+        </w:rPr>
+        <w:t xml:space="preserve">git add .</w:t>
+      </w:r>
+    </w:p>
+    <w:p>
+      <w:pPr>
+        <w:shd w:fill="F2F2F2" w:color="auto" w:val="clear"/>
+        <w:spacing w:after="0"/>
+      </w:pPr>
+      <w:r>
+        <w:rPr>
+          <w:rFonts w:ascii="Consolas" w:cs="Consolas" w:eastAsia="Consolas" w:hAnsi="Consolas"/>
+          <w:sz w:val="18"/>
+          <w:szCs w:val="18"/>
+        </w:rPr>
+        <w:t xml:space="preserve">git commit -m "noi dung thay doi"</w:t>
+      </w:r>
+    </w:p>
+    <w:p>
+      <w:pPr>
+        <w:shd w:fill="F2F2F2" w:color="auto" w:val="clear"/>
+        <w:spacing w:after="120"/>
+      </w:pPr>
+      <w:r>
+        <w:rPr>
+          <w:rFonts w:ascii="Consolas" w:cs="Consolas" w:eastAsia="Consolas" w:hAnsi="Consolas"/>
+          <w:sz w:val="18"/>
+          <w:szCs w:val="18"/>
+        </w:rPr>
+        <w:t xml:space="preserve">git push -u origin feature/identity</w:t>
+      </w:r>
+    </w:p>
+    <w:p>
+      <w:pPr>
+        <w:pStyle w:val="ListParagraph"/>
+        <w:numPr>
+          <w:ilvl w:val="0"/>
+          <w:numId w:val="2"/>
+        </w:numPr>
+        <w:spacing w:after="50"/>
+      </w:pPr>
+      <w:r>
+        <w:t xml:space="preserve">Lên GitHub mở </w:t>
+      </w:r>
+      <w:r>
+        <w:rPr>
+          <w:b/>
+          <w:bCs/>
+        </w:rPr>
+        <w:t xml:space="preserve">Pull Request: feature/... → dev</w:t>
+      </w:r>
+      <w:r>
+        <w:t xml:space="preserve">; nhờ review rồi gộp vào dev.</w:t>
+      </w:r>
+    </w:p>
+    <w:p>
+      <w:pPr>
+        <w:pStyle w:val="Heading2"/>
+        <w:spacing w:after="90" w:before="200"/>
+      </w:pPr>
+      <w:r>
+        <w:rPr>
+          <w:b/>
+          <w:bCs/>
+          <w:color w:val="1F4E79"/>
+        </w:rPr>
+        <w:t xml:space="preserve">Quy tắc tránh xung đột</w:t>
+      </w:r>
+    </w:p>
+    <w:p>
+      <w:pPr>
+        <w:pStyle w:val="ListParagraph"/>
+        <w:numPr>
+          <w:ilvl w:val="0"/>
+          <w:numId w:val="3"/>
+        </w:numPr>
+        <w:spacing w:after="40"/>
+      </w:pPr>
+      <w:r>
+        <w:rPr>
+          <w:b/>
+          <w:bCs/>
+        </w:rPr>
+        <w:t xml:space="preserve">KHÔNG code trực tiếp trên main hay dev</w:t>
+      </w:r>
+      <w:r>
+        <w:t xml:space="preserve"> — luôn qua nhánh feature + Pull Request.</w:t>
+      </w:r>
+    </w:p>
+    <w:p>
+      <w:pPr>
+        <w:pStyle w:val="ListParagraph"/>
+        <w:numPr>
+          <w:ilvl w:val="0"/>
+          <w:numId w:val="3"/>
+        </w:numPr>
+        <w:spacing w:after="40"/>
+      </w:pPr>
+      <w:r>
+        <w:rPr>
+          <w:b/>
+          <w:bCs/>
+        </w:rPr>
+        <w:t xml:space="preserve">Chỉ sửa module của mình</w:t>
+      </w:r>
+      <w:r>
+        <w:t xml:space="preserve">; không đụng thư mục service của người khác.</w:t>
+      </w:r>
+    </w:p>
+    <w:p>
+      <w:pPr>
+        <w:pStyle w:val="ListParagraph"/>
+        <w:numPr>
+          <w:ilvl w:val="0"/>
+          <w:numId w:val="3"/>
+        </w:numPr>
+        <w:spacing w:after="40"/>
+      </w:pPr>
+      <w:r>
+        <w:t xml:space="preserve">File dùng chung (</w:t>
       </w:r>
       <w:r>
         <w:rPr>
@@ -1288,43 +2152,10 @@
           <w:sz w:val="19"/>
           <w:szCs w:val="19"/>
         </w:rPr>
-        <w:t xml:space="preserve">feature/learning</w:t>
-      </w:r>
-      <w:r>
-        <w:t xml:space="preserve">.</w:t>
-      </w:r>
-    </w:p>
-    <w:p>
-      <w:pPr>
-        <w:pStyle w:val="ListParagraph"/>
-        <w:numPr>
-          <w:ilvl w:val="0"/>
-          <w:numId w:val="3"/>
-        </w:numPr>
-        <w:spacing w:after="40"/>
-      </w:pPr>
-      <w:r>
-        <w:rPr>
-          <w:b/>
-          <w:bCs/>
-        </w:rPr>
-        <w:t xml:space="preserve">Chỉ sửa module của mình</w:t>
-      </w:r>
-      <w:r>
-        <w:t xml:space="preserve"> — không đụng vào thư mục service của người khác để tránh xung đột.</w:t>
-      </w:r>
-    </w:p>
-    <w:p>
-      <w:pPr>
-        <w:pStyle w:val="ListParagraph"/>
-        <w:numPr>
-          <w:ilvl w:val="0"/>
-          <w:numId w:val="3"/>
-        </w:numPr>
-        <w:spacing w:after="40"/>
-      </w:pPr>
-      <w:r>
-        <w:t xml:space="preserve">Các file dùng chung (</w:t>
+        <w:t xml:space="preserve">pom.xml</w:t>
+      </w:r>
+      <w:r>
+        <w:t xml:space="preserve"> cha, </w:t>
       </w:r>
       <w:r>
         <w:rPr>
@@ -1332,10 +2163,10 @@
           <w:sz w:val="19"/>
           <w:szCs w:val="19"/>
         </w:rPr>
-        <w:t xml:space="preserve">pom.xml</w:t>
-      </w:r>
-      <w:r>
-        <w:t xml:space="preserve"> cha, </w:t>
+        <w:t xml:space="preserve">common-lib</w:t>
+      </w:r>
+      <w:r>
+        <w:t xml:space="preserve">, </w:t>
       </w:r>
       <w:r>
         <w:rPr>
@@ -1343,7 +2174,7 @@
           <w:sz w:val="19"/>
           <w:szCs w:val="19"/>
         </w:rPr>
-        <w:t xml:space="preserve">common-lib</w:t>
+        <w:t xml:space="preserve">docker-compose.yml</w:t>
       </w:r>
       <w:r>
         <w:t xml:space="preserve">, </w:t>
@@ -1354,10 +2185,30 @@
           <w:sz w:val="19"/>
           <w:szCs w:val="19"/>
         </w:rPr>
-        <w:t xml:space="preserve">docker-compose.yml</w:t>
-      </w:r>
-      <w:r>
-        <w:t xml:space="preserve">, </w:t>
+        <w:t xml:space="preserve">api-gateway</w:t>
+      </w:r>
+      <w:r>
+        <w:t xml:space="preserve">) do người phụ trách nền tảng sửa — ai cần đổi thì báo.</w:t>
+      </w:r>
+    </w:p>
+    <w:p>
+      <w:pPr>
+        <w:pStyle w:val="ListParagraph"/>
+        <w:numPr>
+          <w:ilvl w:val="0"/>
+          <w:numId w:val="3"/>
+        </w:numPr>
+        <w:spacing w:after="40"/>
+      </w:pPr>
+      <w:r>
+        <w:rPr>
+          <w:b/>
+          <w:bCs/>
+        </w:rPr>
+        <w:t xml:space="preserve">Mỗi ngày trước khi làm</w:t>
+      </w:r>
+      <w:r>
+        <w:t xml:space="preserve">: </w:t>
       </w:r>
       <w:r>
         <w:rPr>
@@ -1365,30 +2216,10 @@
           <w:sz w:val="19"/>
           <w:szCs w:val="19"/>
         </w:rPr>
-        <w:t xml:space="preserve">api-gateway</w:t>
-      </w:r>
-      <w:r>
-        <w:t xml:space="preserve">) do người phụ trách nền tảng sửa; ai cần đổi thì báo, tránh cùng sửa.</w:t>
-      </w:r>
-    </w:p>
-    <w:p>
-      <w:pPr>
-        <w:pStyle w:val="ListParagraph"/>
-        <w:numPr>
-          <w:ilvl w:val="0"/>
-          <w:numId w:val="3"/>
-        </w:numPr>
-        <w:spacing w:after="40"/>
-      </w:pPr>
-      <w:r>
-        <w:rPr>
-          <w:b/>
-          <w:bCs/>
-        </w:rPr>
-        <w:t xml:space="preserve">Commit nhỏ, rõ ràng</w:t>
-      </w:r>
-      <w:r>
-        <w:t xml:space="preserve">; tạo Pull Request để review trước khi gộp vào nhánh chính.</w:t>
+        <w:t xml:space="preserve">git checkout dev &amp;&amp; git pull</w:t>
+      </w:r>
+      <w:r>
+        <w:t xml:space="preserve"> để cập nhật, tránh lệch xa nhánh dev.</w:t>
       </w:r>
     </w:p>
     <w:p>
